--- a/業務処理状況報告書_フジタ津田沼マンション_送付状付き_20261019.docx
+++ b/業務処理状況報告書_フジタ津田沼マンション_送付状付き_20261019.docx
@@ -4,12 +4,14 @@
   <w:body>
     <w:p>
       <w:pPr>
-        <w:spacing w:after="200" w:before="0" w:line="300"/>
+        <w:spacing w:after="200" w:line="340"/>
         <w:jc w:val="right"/>
       </w:pPr>
       <w:r>
         <w:rPr>
-          <w:rFonts w:ascii="游ゴシック" w:eastAsia="游ゴシック" w:hAnsi="游ゴシック"/>
+          <w:rFonts w:ascii="游ゴシック" w:cs="游ゴシック" w:eastAsia="游ゴシック" w:hAnsi="游ゴシック"/>
+          <w:b w:val="false"/>
+          <w:bCs w:val="false"/>
           <w:sz w:val="21"/>
           <w:szCs w:val="21"/>
         </w:rPr>
@@ -18,11 +20,12 @@
     </w:p>
     <w:p>
       <w:pPr>
-        <w:spacing w:after="300" w:before="0" w:line="300"/>
-      </w:pPr>
-      <w:r>
-        <w:rPr>
-          <w:rFonts w:ascii="游ゴシック" w:eastAsia="游ゴシック" w:hAnsi="游ゴシック"/>
+        <w:spacing w:after="300" w:line="340"/>
+        <w:jc w:val="left"/>
+      </w:pPr>
+      <w:r>
+        <w:rPr>
+          <w:rFonts w:ascii="游ゴシック" w:cs="游ゴシック" w:eastAsia="游ゴシック" w:hAnsi="游ゴシック"/>
           <w:b/>
           <w:bCs/>
           <w:sz w:val="26"/>
@@ -33,12 +36,12 @@
     </w:p>
     <w:p>
       <w:pPr>
-        <w:spacing w:after="0" w:before="0" w:line="280"/>
+        <w:spacing w:after="0" w:line="280"/>
         <w:jc w:val="right"/>
       </w:pPr>
       <w:r>
         <w:rPr>
-          <w:rFonts w:ascii="游ゴシック" w:eastAsia="游ゴシック" w:hAnsi="游ゴシック"/>
+          <w:rFonts w:ascii="游ゴシック" w:cs="游ゴシック" w:eastAsia="游ゴシック" w:hAnsi="游ゴシック"/>
           <w:b/>
           <w:bCs/>
           <w:sz w:val="21"/>
@@ -49,12 +52,14 @@
     </w:p>
     <w:p>
       <w:pPr>
-        <w:spacing w:after="300" w:before="0" w:line="280"/>
+        <w:spacing w:after="300" w:line="280"/>
         <w:jc w:val="right"/>
       </w:pPr>
       <w:r>
         <w:rPr>
-          <w:rFonts w:ascii="游ゴシック" w:eastAsia="游ゴシック" w:hAnsi="游ゴシック"/>
+          <w:rFonts w:ascii="游ゴシック" w:cs="游ゴシック" w:eastAsia="游ゴシック" w:hAnsi="游ゴシック"/>
+          <w:b w:val="false"/>
+          <w:bCs w:val="false"/>
           <w:sz w:val="21"/>
           <w:szCs w:val="21"/>
         </w:rPr>
@@ -64,14 +69,14 @@
     <w:p>
       <w:pPr>
         <w:pBdr>
-          <w:bottom w:val="single" w:color="444444" w:sz="6" w:space="2"/>
+          <w:bottom w:val="single" w:color="999999" w:sz="6" w:space="2"/>
         </w:pBdr>
-        <w:spacing w:after="240" w:before="0" w:line="300"/>
+        <w:spacing w:after="240" w:line="340"/>
         <w:jc w:val="center"/>
       </w:pPr>
       <w:r>
         <w:rPr>
-          <w:rFonts w:ascii="游ゴシック" w:eastAsia="游ゴシック" w:hAnsi="游ゴシック"/>
+          <w:rFonts w:ascii="游ゴシック" w:cs="游ゴシック" w:eastAsia="游ゴシック" w:hAnsi="游ゴシック"/>
           <w:b/>
           <w:bCs/>
           <w:sz w:val="30"/>
@@ -82,296 +87,328 @@
     </w:p>
     <w:p>
       <w:pPr>
-        <w:spacing w:after="140" w:before="0" w:line="340"/>
-      </w:pPr>
-      <w:r>
-        <w:rPr>
-          <w:rFonts w:ascii="游ゴシック" w:eastAsia="游ゴシック" w:hAnsi="游ゴシック"/>
-          <w:sz w:val="22"/>
-          <w:szCs w:val="22"/>
+        <w:spacing w:after="140" w:line="340"/>
+        <w:jc w:val="left"/>
+      </w:pPr>
+      <w:r>
+        <w:rPr>
+          <w:rFonts w:ascii="游ゴシック" w:cs="游ゴシック" w:eastAsia="游ゴシック" w:hAnsi="游ゴシック"/>
+          <w:b w:val="false"/>
+          <w:bCs w:val="false"/>
+          <w:sz w:val="21"/>
+          <w:szCs w:val="21"/>
         </w:rPr>
         <w:t xml:space="preserve">拝啓　時下ますますご清祥のこととお慶び申し上げます。平素は大変お世話になっております。</w:t>
       </w:r>
     </w:p>
     <w:p>
       <w:pPr>
-        <w:spacing w:after="140" w:before="0" w:line="340"/>
-      </w:pPr>
-      <w:r>
-        <w:rPr>
-          <w:rFonts w:ascii="游ゴシック" w:eastAsia="游ゴシック" w:hAnsi="游ゴシック"/>
-          <w:sz w:val="22"/>
-          <w:szCs w:val="22"/>
+        <w:spacing w:after="140" w:line="340"/>
+        <w:jc w:val="left"/>
+      </w:pPr>
+      <w:r>
+        <w:rPr>
+          <w:rFonts w:ascii="游ゴシック" w:cs="游ゴシック" w:eastAsia="游ゴシック" w:hAnsi="游ゴシック"/>
+          <w:b w:val="false"/>
+          <w:bCs w:val="false"/>
+          <w:sz w:val="21"/>
+          <w:szCs w:val="21"/>
         </w:rPr>
         <w:t xml:space="preserve">このたびは、床の張替えに続き、換気扇・ガス設備の交換にもご尽力いただき、誠にありがとうございます。</w:t>
       </w:r>
     </w:p>
     <w:p>
       <w:pPr>
-        <w:spacing w:after="140" w:before="0" w:line="340"/>
-      </w:pPr>
-      <w:r>
-        <w:rPr>
-          <w:rFonts w:ascii="游ゴシック" w:eastAsia="游ゴシック" w:hAnsi="游ゴシック"/>
-          <w:sz w:val="22"/>
-          <w:szCs w:val="22"/>
+        <w:spacing w:after="140" w:line="340"/>
+        <w:jc w:val="left"/>
+      </w:pPr>
+      <w:r>
+        <w:rPr>
+          <w:rFonts w:ascii="游ゴシック" w:cs="游ゴシック" w:eastAsia="游ゴシック" w:hAnsi="游ゴシック"/>
+          <w:b w:val="false"/>
+          <w:bCs w:val="false"/>
+          <w:sz w:val="21"/>
+          <w:szCs w:val="21"/>
         </w:rPr>
         <w:t xml:space="preserve">さて、フジタ津田沼マンションA棟　205号室につきまして、今週分の業務処理状況報告書をお送りいたします。今週はお問合せ・ご案内ともにいただくに至らず、申し訳ございません。</w:t>
       </w:r>
     </w:p>
     <w:p>
       <w:pPr>
-        <w:spacing w:after="140" w:before="0" w:line="340"/>
-      </w:pPr>
-      <w:r>
-        <w:rPr>
-          <w:rFonts w:ascii="游ゴシック" w:eastAsia="游ゴシック" w:hAnsi="游ゴシック"/>
-          <w:sz w:val="22"/>
-          <w:szCs w:val="22"/>
+        <w:spacing w:after="140" w:line="340"/>
+        <w:jc w:val="left"/>
+      </w:pPr>
+      <w:r>
+        <w:rPr>
+          <w:rFonts w:ascii="游ゴシック" w:cs="游ゴシック" w:eastAsia="游ゴシック" w:hAnsi="游ゴシック"/>
+          <w:b w:val="false"/>
+          <w:bCs w:val="false"/>
+          <w:sz w:val="21"/>
+          <w:szCs w:val="21"/>
         </w:rPr>
         <w:t xml:space="preserve">一方、チラシが完成いたしましたので、今週から津田沼小学校区内を中心に配布を始めます（10月22日・23日予定）。配布した日・エリア・枚数と、その反響につきましては、次回以降の報告書で必ずご報告いたします。</w:t>
       </w:r>
     </w:p>
     <w:p>
       <w:pPr>
-        <w:spacing w:after="140" w:before="0" w:line="340"/>
-      </w:pPr>
-      <w:r>
-        <w:rPr>
-          <w:rFonts w:ascii="游ゴシック" w:eastAsia="游ゴシック" w:hAnsi="游ゴシック"/>
-          <w:sz w:val="22"/>
-          <w:szCs w:val="22"/>
+        <w:spacing w:after="140" w:line="340"/>
+        <w:jc w:val="left"/>
+      </w:pPr>
+      <w:r>
+        <w:rPr>
+          <w:rFonts w:ascii="游ゴシック" w:cs="游ゴシック" w:eastAsia="游ゴシック" w:hAnsi="游ゴシック"/>
+          <w:b w:val="false"/>
+          <w:bCs w:val="false"/>
+          <w:sz w:val="21"/>
+          <w:szCs w:val="21"/>
         </w:rPr>
         <w:t xml:space="preserve">なお、換気扇・ガスの工事が完了しましたら、日付をお知らせいただけますと幸いです。チラシの記載を「交換済」に更新してまいります。</w:t>
       </w:r>
     </w:p>
     <w:p>
       <w:pPr>
-        <w:spacing w:after="140" w:before="0" w:line="340"/>
-      </w:pPr>
-      <w:r>
-        <w:rPr>
-          <w:rFonts w:ascii="游ゴシック" w:eastAsia="游ゴシック" w:hAnsi="游ゴシック"/>
-          <w:sz w:val="22"/>
-          <w:szCs w:val="22"/>
+        <w:spacing w:after="140" w:line="340"/>
+        <w:jc w:val="left"/>
+      </w:pPr>
+      <w:r>
+        <w:rPr>
+          <w:rFonts w:ascii="游ゴシック" w:cs="游ゴシック" w:eastAsia="游ゴシック" w:hAnsi="游ゴシック"/>
+          <w:b w:val="false"/>
+          <w:bCs w:val="false"/>
+          <w:sz w:val="21"/>
+          <w:szCs w:val="21"/>
         </w:rPr>
         <w:t xml:space="preserve">引き続き、どうぞよろしくお願い申し上げます。</w:t>
       </w:r>
     </w:p>
     <w:p>
       <w:pPr>
-        <w:spacing w:after="300" w:before="0" w:line="300"/>
+        <w:spacing w:after="300" w:line="340"/>
         <w:jc w:val="right"/>
       </w:pPr>
       <w:r>
         <w:rPr>
-          <w:rFonts w:ascii="游ゴシック" w:eastAsia="游ゴシック" w:hAnsi="游ゴシック"/>
-          <w:sz w:val="22"/>
-          <w:szCs w:val="22"/>
+          <w:rFonts w:ascii="游ゴシック" w:cs="游ゴシック" w:eastAsia="游ゴシック" w:hAnsi="游ゴシック"/>
+          <w:b w:val="false"/>
+          <w:bCs w:val="false"/>
+          <w:sz w:val="21"/>
+          <w:szCs w:val="21"/>
         </w:rPr>
         <w:t xml:space="preserve">敬具</w:t>
       </w:r>
     </w:p>
     <w:p>
       <w:pPr>
-        <w:spacing w:after="100" w:before="0" w:line="300"/>
+        <w:spacing w:after="100" w:line="340"/>
         <w:jc w:val="center"/>
       </w:pPr>
       <w:r>
         <w:rPr>
-          <w:rFonts w:ascii="游ゴシック" w:eastAsia="游ゴシック" w:hAnsi="游ゴシック"/>
-          <w:sz w:val="22"/>
-          <w:szCs w:val="22"/>
+          <w:rFonts w:ascii="游ゴシック" w:cs="游ゴシック" w:eastAsia="游ゴシック" w:hAnsi="游ゴシック"/>
+          <w:b w:val="false"/>
+          <w:bCs w:val="false"/>
+          <w:sz w:val="21"/>
+          <w:szCs w:val="21"/>
         </w:rPr>
         <w:t xml:space="preserve">記</w:t>
       </w:r>
     </w:p>
     <w:p>
       <w:pPr>
-        <w:spacing w:after="400" w:before="0" w:line="300"/>
-      </w:pPr>
-      <w:r>
-        <w:rPr>
-          <w:rFonts w:ascii="游ゴシック" w:eastAsia="游ゴシック" w:hAnsi="游ゴシック"/>
-          <w:sz w:val="22"/>
-          <w:szCs w:val="22"/>
+        <w:spacing w:after="400" w:line="340"/>
+        <w:jc w:val="left"/>
+      </w:pPr>
+      <w:r>
+        <w:rPr>
+          <w:rFonts w:ascii="游ゴシック" w:cs="游ゴシック" w:eastAsia="游ゴシック" w:hAnsi="游ゴシック"/>
+          <w:b w:val="false"/>
+          <w:bCs w:val="false"/>
+          <w:sz w:val="21"/>
+          <w:szCs w:val="21"/>
         </w:rPr>
         <w:t xml:space="preserve">同封書類：業務処理状況報告書（令和8年10月19日付）　1枚</w:t>
       </w:r>
     </w:p>
     <w:p>
       <w:pPr>
-        <w:spacing w:after="0" w:before="0" w:line="260"/>
-      </w:pPr>
-      <w:r>
-        <w:rPr>
-          <w:rFonts w:ascii="游ゴシック" w:eastAsia="游ゴシック" w:hAnsi="游ゴシック"/>
+        <w:spacing w:after="35" w:line="240"/>
+        <w:jc w:val="left"/>
+      </w:pPr>
+      <w:r>
+        <w:rPr>
+          <w:rFonts w:ascii="游ゴシック" w:cs="游ゴシック" w:eastAsia="游ゴシック" w:hAnsi="游ゴシック"/>
           <w:b/>
           <w:bCs/>
-          <w:sz w:val="20"/>
-          <w:szCs w:val="20"/>
+          <w:sz w:val="19"/>
+          <w:szCs w:val="19"/>
         </w:rPr>
         <w:t xml:space="preserve">株式会社ホームクレバー</w:t>
       </w:r>
     </w:p>
     <w:p>
       <w:pPr>
-        <w:spacing w:after="0" w:before="0" w:line="260"/>
-      </w:pPr>
-      <w:r>
-        <w:rPr>
-          <w:rFonts w:ascii="游ゴシック" w:eastAsia="游ゴシック" w:hAnsi="游ゴシック"/>
-          <w:sz w:val="19"/>
-          <w:szCs w:val="19"/>
-        </w:rPr>
-        <w:t xml:space="preserve">〒275-0016　千葉県習志野市津田沼5-10-1　TEL 047-453-0050／FAX 047-453-0070</w:t>
-      </w:r>
-    </w:p>
-    <w:p>
-      <w:pPr>
-        <w:spacing w:after="0" w:before="0" w:line="260"/>
-      </w:pPr>
-      <w:r>
-        <w:rPr>
-          <w:rFonts w:ascii="游ゴシック" w:eastAsia="游ゴシック" w:hAnsi="游ゴシック"/>
-          <w:sz w:val="19"/>
-          <w:szCs w:val="19"/>
+        <w:spacing w:after="15" w:line="240"/>
+        <w:jc w:val="left"/>
+      </w:pPr>
+      <w:r>
+        <w:rPr>
+          <w:rFonts w:ascii="游ゴシック" w:cs="游ゴシック" w:eastAsia="游ゴシック" w:hAnsi="游ゴシック"/>
+          <w:b w:val="false"/>
+          <w:bCs w:val="false"/>
+          <w:sz w:val="17"/>
+          <w:szCs w:val="17"/>
+        </w:rPr>
+        <w:t xml:space="preserve">〒275-0016　千葉県習志野市津田沼5-10-1　TEL：047-453-0050　／　FAX：047-453-0070</w:t>
+      </w:r>
+    </w:p>
+    <w:p>
+      <w:pPr>
+        <w:spacing w:after="15" w:line="240"/>
+        <w:jc w:val="left"/>
+      </w:pPr>
+      <w:r>
+        <w:rPr>
+          <w:rFonts w:ascii="游ゴシック" w:cs="游ゴシック" w:eastAsia="游ゴシック" w:hAnsi="游ゴシック"/>
+          <w:b w:val="false"/>
+          <w:bCs w:val="false"/>
+          <w:sz w:val="17"/>
+          <w:szCs w:val="17"/>
         </w:rPr>
         <w:t xml:space="preserve">宅地建物取引業免許：千葉県知事(5)第14825号</w:t>
       </w:r>
     </w:p>
     <w:p>
       <w:pPr>
-        <w:spacing w:after="0" w:before="0" w:line="260"/>
-      </w:pPr>
-      <w:r>
-        <w:rPr>
-          <w:rFonts w:ascii="游ゴシック" w:eastAsia="游ゴシック" w:hAnsi="游ゴシック"/>
-          <w:sz w:val="19"/>
-          <w:szCs w:val="19"/>
+        <w:spacing w:after="0" w:line="240"/>
+        <w:jc w:val="left"/>
+      </w:pPr>
+      <w:r>
+        <w:rPr>
+          <w:rFonts w:ascii="游ゴシック" w:cs="游ゴシック" w:eastAsia="游ゴシック" w:hAnsi="游ゴシック"/>
+          <w:b w:val="false"/>
+          <w:bCs w:val="false"/>
+          <w:sz w:val="17"/>
+          <w:szCs w:val="17"/>
         </w:rPr>
         <w:t xml:space="preserve">担当：営業部　都築 将太郎（携帯 080-5446-5525）</w:t>
       </w:r>
     </w:p>
     <w:p>
       <w:pPr>
-        <w:sectPr>
-          <w:pgSz w:w="11906" w:h="16838" w:orient="portrait"/>
-          <w:pgMar w:top="1400" w:right="1500" w:bottom="1000" w:left="1500" w:header="708" w:footer="708" w:gutter="0"/>
-          <w:pgNumType/>
-          <w:docGrid w:linePitch="360"/>
-        </w:sectPr>
-      </w:pPr>
-    </w:p>
-    <w:p>
-      <w:pPr>
-        <w:spacing w:after="60" w:before="0" w:line="300"/>
-        <w:jc w:val="right"/>
-      </w:pPr>
-      <w:r>
-        <w:rPr>
-          <w:rFonts w:ascii="游ゴシック" w:eastAsia="游ゴシック" w:hAnsi="游ゴシック"/>
-          <w:sz w:val="21"/>
-          <w:szCs w:val="21"/>
-        </w:rPr>
-        <w:t xml:space="preserve">令和8年10月19日</w:t>
-      </w:r>
-    </w:p>
-    <w:p>
-      <w:pPr>
-        <w:spacing w:after="80" w:before="0" w:line="300"/>
-      </w:pPr>
-      <w:r>
-        <w:rPr>
-          <w:rFonts w:ascii="游ゴシック" w:eastAsia="游ゴシック" w:hAnsi="游ゴシック"/>
+        <w:pageBreakBefore/>
+        <w:spacing w:after="40" w:line="280"/>
+        <w:jc w:val="center"/>
+      </w:pPr>
+      <w:r>
+        <w:rPr>
+          <w:rFonts w:ascii="游ゴシック" w:cs="游ゴシック" w:eastAsia="游ゴシック" w:hAnsi="游ゴシック"/>
           <w:b/>
           <w:bCs/>
-          <w:sz w:val="24"/>
-          <w:szCs w:val="24"/>
-        </w:rPr>
-        <w:t xml:space="preserve">中村 好一 様</w:t>
-      </w:r>
-    </w:p>
-    <w:p>
-      <w:pPr>
-        <w:spacing w:after="0" w:before="0" w:line="300"/>
+          <w:sz w:val="28"/>
+          <w:szCs w:val="28"/>
+        </w:rPr>
+        <w:t xml:space="preserve">業務処理状況報告書</w:t>
+      </w:r>
+    </w:p>
+    <w:p>
+      <w:pPr>
+        <w:spacing w:after="60" w:line="240"/>
         <w:jc w:val="center"/>
       </w:pPr>
       <w:r>
         <w:rPr>
-          <w:rFonts w:ascii="游ゴシック" w:eastAsia="游ゴシック" w:hAnsi="游ゴシック"/>
+          <w:rFonts w:ascii="游ゴシック" w:cs="游ゴシック" w:eastAsia="游ゴシック" w:hAnsi="游ゴシック"/>
+          <w:sz w:val="18"/>
+          <w:szCs w:val="18"/>
+        </w:rPr>
+        <w:t xml:space="preserve">（専属専任媒介契約に基づくご報告）</w:t>
+      </w:r>
+    </w:p>
+    <w:p>
+      <w:pPr>
+        <w:spacing w:after="150" w:line="240"/>
+        <w:jc w:val="center"/>
+      </w:pPr>
+      <w:r>
+        <w:rPr>
+          <w:rFonts w:ascii="游ゴシック" w:cs="游ゴシック" w:eastAsia="游ゴシック" w:hAnsi="游ゴシック"/>
           <w:b/>
           <w:bCs/>
-          <w:sz w:val="32"/>
-          <w:szCs w:val="32"/>
-        </w:rPr>
-        <w:t xml:space="preserve">業務処理状況報告書</w:t>
-      </w:r>
-    </w:p>
-    <w:p>
-      <w:pPr>
-        <w:spacing w:after="60" w:before="0" w:line="300"/>
-        <w:jc w:val="center"/>
-      </w:pPr>
-      <w:r>
-        <w:rPr>
-          <w:rFonts w:ascii="游ゴシック" w:eastAsia="游ゴシック" w:hAnsi="游ゴシック"/>
-          <w:sz w:val="21"/>
-          <w:szCs w:val="21"/>
-        </w:rPr>
-        <w:t xml:space="preserve">（専属専任媒介契約に基づくご報告）</w:t>
-      </w:r>
-    </w:p>
-    <w:p>
-      <w:pPr>
-        <w:pBdr>
-          <w:bottom w:val="single" w:color="444444" w:sz="6" w:space="2"/>
-        </w:pBdr>
-        <w:spacing w:after="100" w:before="0" w:line="300"/>
-        <w:jc w:val="center"/>
-      </w:pPr>
-      <w:r>
-        <w:rPr>
-          <w:rFonts w:ascii="游ゴシック" w:eastAsia="游ゴシック" w:hAnsi="游ゴシック"/>
+          <w:sz w:val="19"/>
+          <w:szCs w:val="19"/>
+        </w:rPr>
+        <w:t xml:space="preserve">対象物件：フジタ津田沼マンションA棟　205号室</w:t>
+      </w:r>
+    </w:p>
+    <w:p>
+      <w:pPr>
+        <w:spacing w:after="130" w:line="240"/>
+        <w:jc w:val="right"/>
+      </w:pPr>
+      <w:r>
+        <w:rPr>
+          <w:rFonts w:ascii="游ゴシック" w:cs="游ゴシック" w:eastAsia="游ゴシック" w:hAnsi="游ゴシック"/>
+          <w:b w:val="false"/>
+          <w:bCs w:val="false"/>
+          <w:sz w:val="19"/>
+          <w:szCs w:val="19"/>
+        </w:rPr>
+        <w:t xml:space="preserve">令和8年10月19日</w:t>
+      </w:r>
+    </w:p>
+    <w:p>
+      <w:pPr>
+        <w:spacing w:after="130" w:line="240"/>
+        <w:jc w:val="left"/>
+      </w:pPr>
+      <w:r>
+        <w:rPr>
+          <w:rFonts w:ascii="游ゴシック" w:cs="游ゴシック" w:eastAsia="游ゴシック" w:hAnsi="游ゴシック"/>
           <w:b/>
           <w:bCs/>
           <w:sz w:val="21"/>
           <w:szCs w:val="21"/>
         </w:rPr>
-        <w:t xml:space="preserve">対象物件：フジタ津田沼マンションA棟　205号室</w:t>
-      </w:r>
-    </w:p>
-    <w:p>
-      <w:pPr>
-        <w:spacing w:after="80" w:before="0" w:line="300"/>
-      </w:pPr>
-      <w:r>
-        <w:rPr>
-          <w:rFonts w:ascii="游ゴシック" w:eastAsia="游ゴシック" w:hAnsi="游ゴシック"/>
-          <w:sz w:val="21"/>
-          <w:szCs w:val="21"/>
-        </w:rPr>
-        <w:t xml:space="preserve">平素より大変お世話になっております。宅地建物取引業法第34条の2第9項に基づき、販売活動の状況をご報告いたします。</w:t>
-      </w:r>
-    </w:p>
-    <w:p>
-      <w:pPr>
-        <w:spacing w:after="50" w:before="100" w:line="300"/>
-      </w:pPr>
-      <w:r>
-        <w:rPr>
-          <w:rFonts w:ascii="游ゴシック" w:eastAsia="游ゴシック" w:hAnsi="游ゴシック"/>
+        <w:t xml:space="preserve">中村 好一 様</w:t>
+      </w:r>
+    </w:p>
+    <w:p>
+      <w:pPr>
+        <w:spacing w:after="110" w:line="240"/>
+        <w:jc w:val="left"/>
+      </w:pPr>
+      <w:r>
+        <w:rPr>
+          <w:rFonts w:ascii="游ゴシック" w:cs="游ゴシック" w:eastAsia="游ゴシック" w:hAnsi="游ゴシック"/>
+          <w:b w:val="false"/>
+          <w:bCs w:val="false"/>
+          <w:sz w:val="19"/>
+          <w:szCs w:val="19"/>
+        </w:rPr>
+        <w:t xml:space="preserve">平素より格別のお引き立てを賜り、厚く御礼申し上げます。宅地建物取引業法第34条の2第9項に基づき、下記のとおりご報告申し上げます。</w:t>
+      </w:r>
+    </w:p>
+    <w:p>
+      <w:pPr>
+        <w:pBdr>
+          <w:bottom w:val="single" w:color="999999" w:sz="6" w:space="2"/>
+        </w:pBdr>
+        <w:spacing w:after="50" w:before="130" w:line="240"/>
+      </w:pPr>
+      <w:r>
+        <w:rPr>
+          <w:rFonts w:ascii="游ゴシック" w:cs="游ゴシック" w:eastAsia="游ゴシック" w:hAnsi="游ゴシック"/>
           <w:b/>
           <w:bCs/>
-          <w:sz w:val="22"/>
-          <w:szCs w:val="22"/>
-        </w:rPr>
-        <w:t xml:space="preserve">1．お問合せ・ご案内の状況（令和8年10月11日～10月19日）</w:t>
+          <w:sz w:val="19"/>
+          <w:szCs w:val="19"/>
+        </w:rPr>
+        <w:t xml:space="preserve">1．問合せ・ご案内の状況（令和8年10月11日〜10月19日）</w:t>
       </w:r>
     </w:p>
     <w:tbl>
       <w:tblPr>
-        <w:tblW w:type="dxa" w:w="9000"/>
+        <w:tblW w:type="dxa" w:w="9200"/>
         <w:tblBorders>
           <w:top w:val="single" w:color="auto" w:sz="4"/>
           <w:left w:val="single" w:color="auto" w:sz="4"/>
@@ -382,110 +419,62 @@
         </w:tblBorders>
       </w:tblPr>
       <w:tblGrid>
-        <w:gridCol w:w="3000"/>
-        <w:gridCol w:w="3000"/>
-        <w:gridCol w:w="3000"/>
+        <w:gridCol w:w="2100"/>
+        <w:gridCol w:w="7100"/>
       </w:tblGrid>
       <w:tr>
         <w:tc>
           <w:tcPr>
-            <w:tcW w:type="dxa" w:w="3000"/>
-            <w:tcBorders>
-              <w:top w:val="single" w:color="888888" w:sz="4"/>
-              <w:left w:val="single" w:color="888888" w:sz="4"/>
-              <w:bottom w:val="single" w:color="888888" w:sz="4"/>
-              <w:right w:val="single" w:color="888888" w:sz="4"/>
-            </w:tcBorders>
-            <w:shd w:fill="EDEDED" w:color="auto" w:val="clear"/>
+            <w:tcW w:type="dxa" w:w="2100"/>
+            <w:shd w:fill="F2F2F2" w:val="clear"/>
             <w:tcMar>
-              <w:top w:type="dxa" w:w="50"/>
+              <w:top w:type="dxa" w:w="38"/>
               <w:left w:type="dxa" w:w="100"/>
-              <w:bottom w:type="dxa" w:w="50"/>
+              <w:bottom w:type="dxa" w:w="38"/>
               <w:right w:type="dxa" w:w="100"/>
             </w:tcMar>
+            <w:vAlign w:val="center"/>
           </w:tcPr>
           <w:p>
             <w:pPr>
-              <w:spacing w:after="0" w:before="0" w:line="300"/>
-              <w:jc w:val="center"/>
+              <w:spacing w:after="0" w:line="235"/>
             </w:pPr>
             <w:r>
               <w:rPr>
-                <w:rFonts w:ascii="游ゴシック" w:eastAsia="游ゴシック" w:hAnsi="游ゴシック"/>
-                <w:b w:val="1"/>
-                <w:bCs w:val="1"/>
-                <w:sz w:val="21"/>
-                <w:szCs w:val="21"/>
+                <w:rFonts w:ascii="游ゴシック" w:cs="游ゴシック" w:eastAsia="游ゴシック" w:hAnsi="游ゴシック"/>
+                <w:b/>
+                <w:bCs/>
+                <w:sz w:val="18"/>
+                <w:szCs w:val="18"/>
               </w:rPr>
-              <w:t xml:space="preserve">区分</w:t>
+              <w:t xml:space="preserve">期間内の問合せ件数</w:t>
             </w:r>
           </w:p>
         </w:tc>
         <w:tc>
           <w:tcPr>
-            <w:tcW w:type="dxa" w:w="3000"/>
-            <w:tcBorders>
-              <w:top w:val="single" w:color="888888" w:sz="4"/>
-              <w:left w:val="single" w:color="888888" w:sz="4"/>
-              <w:bottom w:val="single" w:color="888888" w:sz="4"/>
-              <w:right w:val="single" w:color="888888" w:sz="4"/>
-            </w:tcBorders>
-            <w:shd w:fill="EDEDED" w:color="auto" w:val="clear"/>
+            <w:tcW w:type="dxa" w:w="7100"/>
             <w:tcMar>
-              <w:top w:type="dxa" w:w="50"/>
+              <w:top w:type="dxa" w:w="38"/>
               <w:left w:type="dxa" w:w="100"/>
-              <w:bottom w:type="dxa" w:w="50"/>
+              <w:bottom w:type="dxa" w:w="38"/>
               <w:right w:type="dxa" w:w="100"/>
             </w:tcMar>
+            <w:vAlign w:val="center"/>
           </w:tcPr>
           <w:p>
             <w:pPr>
-              <w:spacing w:after="0" w:before="0" w:line="300"/>
-              <w:jc w:val="center"/>
+              <w:spacing w:after="0" w:line="235"/>
             </w:pPr>
             <w:r>
               <w:rPr>
-                <w:rFonts w:ascii="游ゴシック" w:eastAsia="游ゴシック" w:hAnsi="游ゴシック"/>
-                <w:b w:val="1"/>
-                <w:bCs w:val="1"/>
-                <w:sz w:val="21"/>
-                <w:szCs w:val="21"/>
+                <w:rFonts w:ascii="游ゴシック" w:cs="游ゴシック" w:eastAsia="游ゴシック" w:hAnsi="游ゴシック"/>
+                <w:b w:val="false"/>
+                <w:bCs w:val="false"/>
+                <w:sz w:val="18"/>
+                <w:szCs w:val="18"/>
               </w:rPr>
-              <w:t xml:space="preserve">件数</w:t>
-            </w:r>
-          </w:p>
-        </w:tc>
-        <w:tc>
-          <w:tcPr>
-            <w:tcW w:type="dxa" w:w="3000"/>
-            <w:tcBorders>
-              <w:top w:val="single" w:color="888888" w:sz="4"/>
-              <w:left w:val="single" w:color="888888" w:sz="4"/>
-              <w:bottom w:val="single" w:color="888888" w:sz="4"/>
-              <w:right w:val="single" w:color="888888" w:sz="4"/>
-            </w:tcBorders>
-            <w:shd w:fill="EDEDED" w:color="auto" w:val="clear"/>
-            <w:tcMar>
-              <w:top w:type="dxa" w:w="50"/>
-              <w:left w:type="dxa" w:w="100"/>
-              <w:bottom w:type="dxa" w:w="50"/>
-              <w:right w:type="dxa" w:w="100"/>
-            </w:tcMar>
-          </w:tcPr>
-          <w:p>
-            <w:pPr>
-              <w:spacing w:after="0" w:before="0" w:line="300"/>
-              <w:jc w:val="center"/>
-            </w:pPr>
-            <w:r>
-              <w:rPr>
-                <w:rFonts w:ascii="游ゴシック" w:eastAsia="游ゴシック" w:hAnsi="游ゴシック"/>
-                <w:b w:val="1"/>
-                <w:bCs w:val="1"/>
-                <w:sz w:val="21"/>
-                <w:szCs w:val="21"/>
-              </w:rPr>
-              <w:t xml:space="preserve">備考</w:t>
+              <w:t xml:space="preserve">0件</w:t>
             </w:r>
           </w:p>
         </w:tc>
@@ -493,94 +482,250 @@
       <w:tr>
         <w:tc>
           <w:tcPr>
-            <w:tcW w:type="dxa" w:w="3000"/>
-            <w:tcBorders>
-              <w:top w:val="single" w:color="888888" w:sz="4"/>
-              <w:left w:val="single" w:color="888888" w:sz="4"/>
-              <w:bottom w:val="single" w:color="888888" w:sz="4"/>
-              <w:right w:val="single" w:color="888888" w:sz="4"/>
-            </w:tcBorders>
+            <w:tcW w:type="dxa" w:w="2100"/>
+            <w:shd w:fill="F2F2F2" w:val="clear"/>
             <w:tcMar>
-              <w:top w:type="dxa" w:w="50"/>
+              <w:top w:type="dxa" w:w="38"/>
               <w:left w:type="dxa" w:w="100"/>
-              <w:bottom w:type="dxa" w:w="50"/>
+              <w:bottom w:type="dxa" w:w="38"/>
               <w:right w:type="dxa" w:w="100"/>
             </w:tcMar>
+            <w:vAlign w:val="center"/>
           </w:tcPr>
           <w:p>
             <w:pPr>
-              <w:spacing w:after="0" w:before="0" w:line="300"/>
-              <w:jc w:val="center"/>
+              <w:spacing w:after="0" w:line="235"/>
             </w:pPr>
             <w:r>
               <w:rPr>
-                <w:rFonts w:ascii="游ゴシック" w:eastAsia="游ゴシック" w:hAnsi="游ゴシック"/>
-                <w:sz w:val="21"/>
-                <w:szCs w:val="21"/>
+                <w:rFonts w:ascii="游ゴシック" w:cs="游ゴシック" w:eastAsia="游ゴシック" w:hAnsi="游ゴシック"/>
+                <w:b/>
+                <w:bCs/>
+                <w:sz w:val="18"/>
+                <w:szCs w:val="18"/>
               </w:rPr>
-              <w:t xml:space="preserve">お問合せ</w:t>
+              <w:t xml:space="preserve">期間内のご案内件数</w:t>
             </w:r>
           </w:p>
         </w:tc>
         <w:tc>
           <w:tcPr>
-            <w:tcW w:type="dxa" w:w="3000"/>
-            <w:tcBorders>
-              <w:top w:val="single" w:color="888888" w:sz="4"/>
-              <w:left w:val="single" w:color="888888" w:sz="4"/>
-              <w:bottom w:val="single" w:color="888888" w:sz="4"/>
-              <w:right w:val="single" w:color="888888" w:sz="4"/>
-            </w:tcBorders>
+            <w:tcW w:type="dxa" w:w="7100"/>
             <w:tcMar>
-              <w:top w:type="dxa" w:w="50"/>
+              <w:top w:type="dxa" w:w="38"/>
               <w:left w:type="dxa" w:w="100"/>
-              <w:bottom w:type="dxa" w:w="50"/>
+              <w:bottom w:type="dxa" w:w="38"/>
               <w:right w:type="dxa" w:w="100"/>
             </w:tcMar>
+            <w:vAlign w:val="center"/>
           </w:tcPr>
           <w:p>
             <w:pPr>
-              <w:spacing w:after="0" w:before="0" w:line="300"/>
-              <w:jc w:val="center"/>
+              <w:spacing w:after="0" w:line="235"/>
             </w:pPr>
             <w:r>
               <w:rPr>
-                <w:rFonts w:ascii="游ゴシック" w:eastAsia="游ゴシック" w:hAnsi="游ゴシック"/>
-                <w:sz w:val="21"/>
-                <w:szCs w:val="21"/>
+                <w:rFonts w:ascii="游ゴシック" w:cs="游ゴシック" w:eastAsia="游ゴシック" w:hAnsi="游ゴシック"/>
+                <w:b w:val="false"/>
+                <w:bCs w:val="false"/>
+                <w:sz w:val="18"/>
+                <w:szCs w:val="18"/>
               </w:rPr>
               <w:t xml:space="preserve">0件</w:t>
             </w:r>
           </w:p>
         </w:tc>
+      </w:tr>
+    </w:tbl>
+    <w:p>
+      <w:pPr>
+        <w:spacing w:after="40"/>
+      </w:pPr>
+    </w:p>
+    <w:p>
+      <w:pPr>
+        <w:spacing w:after="40" w:line="240"/>
+        <w:jc w:val="left"/>
+      </w:pPr>
+      <w:r>
+        <w:rPr>
+          <w:rFonts w:ascii="游ゴシック" w:cs="游ゴシック" w:eastAsia="游ゴシック" w:hAnsi="游ゴシック"/>
+          <w:b w:val="false"/>
+          <w:bCs w:val="false"/>
+          <w:sz w:val="19"/>
+          <w:szCs w:val="19"/>
+        </w:rPr>
+        <w:t xml:space="preserve">今期間も、お問合せ・ご案内ともにございませんでした。反響につなげるため、下記のとおり、チラシの配布を開始いたします。</w:t>
+      </w:r>
+    </w:p>
+    <w:p>
+      <w:pPr>
+        <w:pBdr>
+          <w:bottom w:val="single" w:color="999999" w:sz="6" w:space="2"/>
+        </w:pBdr>
+        <w:spacing w:after="50" w:before="130" w:line="240"/>
+      </w:pPr>
+      <w:r>
+        <w:rPr>
+          <w:rFonts w:ascii="游ゴシック" w:cs="游ゴシック" w:eastAsia="游ゴシック" w:hAnsi="游ゴシック"/>
+          <w:b/>
+          <w:bCs/>
+          <w:sz w:val="19"/>
+          <w:szCs w:val="19"/>
+        </w:rPr>
+        <w:t xml:space="preserve">2．工事のお礼</w:t>
+      </w:r>
+    </w:p>
+    <w:p>
+      <w:pPr>
+        <w:spacing w:after="40" w:line="240"/>
+        <w:jc w:val="left"/>
+      </w:pPr>
+      <w:r>
+        <w:rPr>
+          <w:rFonts w:ascii="游ゴシック" w:cs="游ゴシック" w:eastAsia="游ゴシック" w:hAnsi="游ゴシック"/>
+          <w:b w:val="false"/>
+          <w:bCs w:val="false"/>
+          <w:sz w:val="19"/>
+          <w:szCs w:val="19"/>
+        </w:rPr>
+        <w:t xml:space="preserve">このたびは、洋室・LDK・廊下の床張替えに続き、キッチン換気扇・ガス設備の交換（10月中旬予定）にもご尽力いただき、誠にありがとうございます。お手配からご負担まで、心より御礼申し上げます。</w:t>
+      </w:r>
+    </w:p>
+    <w:p>
+      <w:pPr>
+        <w:spacing w:after="40" w:line="240"/>
+        <w:jc w:val="left"/>
+      </w:pPr>
+      <w:r>
+        <w:rPr>
+          <w:rFonts w:ascii="游ゴシック" w:cs="游ゴシック" w:eastAsia="游ゴシック" w:hAnsi="游ゴシック"/>
+          <w:b w:val="false"/>
+          <w:bCs w:val="false"/>
+          <w:sz w:val="19"/>
+          <w:szCs w:val="19"/>
+        </w:rPr>
+        <w:t xml:space="preserve">工事が完了いたしましたら、お手数ですが日付をお知らせいただけますと幸いです。チラシおよび各広告媒体の表示を「交換済」に更新してまいります。</w:t>
+      </w:r>
+    </w:p>
+    <w:p>
+      <w:pPr>
+        <w:pBdr>
+          <w:bottom w:val="single" w:color="999999" w:sz="6" w:space="2"/>
+        </w:pBdr>
+        <w:spacing w:after="50" w:before="130" w:line="240"/>
+      </w:pPr>
+      <w:r>
+        <w:rPr>
+          <w:rFonts w:ascii="游ゴシック" w:cs="游ゴシック" w:eastAsia="游ゴシック" w:hAnsi="游ゴシック"/>
+          <w:b/>
+          <w:bCs/>
+          <w:sz w:val="19"/>
+          <w:szCs w:val="19"/>
+        </w:rPr>
+        <w:t xml:space="preserve">3．販売活動の状況</w:t>
+      </w:r>
+    </w:p>
+    <w:p>
+      <w:pPr>
+        <w:spacing w:after="50" w:line="240"/>
+        <w:jc w:val="left"/>
+      </w:pPr>
+      <w:r>
+        <w:rPr>
+          <w:rFonts w:ascii="游ゴシック" w:cs="游ゴシック" w:eastAsia="游ゴシック" w:hAnsi="游ゴシック"/>
+          <w:b w:val="false"/>
+          <w:bCs w:val="false"/>
+          <w:sz w:val="19"/>
+          <w:szCs w:val="19"/>
+        </w:rPr>
+        <w:t xml:space="preserve">ポスティング用チラシが完成いたしましたので、今週から配布を開始いたします。</w:t>
+      </w:r>
+    </w:p>
+    <w:tbl>
+      <w:tblPr>
+        <w:tblW w:type="dxa" w:w="9200"/>
+        <w:tblBorders>
+          <w:top w:val="single" w:color="auto" w:sz="4"/>
+          <w:left w:val="single" w:color="auto" w:sz="4"/>
+          <w:bottom w:val="single" w:color="auto" w:sz="4"/>
+          <w:right w:val="single" w:color="auto" w:sz="4"/>
+          <w:insideH w:val="single" w:color="auto" w:sz="4"/>
+          <w:insideV w:val="single" w:color="auto" w:sz="4"/>
+        </w:tblBorders>
+      </w:tblPr>
+      <w:tblGrid>
+        <w:gridCol w:w="2100"/>
+        <w:gridCol w:w="7100"/>
+      </w:tblGrid>
+      <w:tr>
         <w:tc>
           <w:tcPr>
-            <w:tcW w:type="dxa" w:w="3000"/>
-            <w:tcBorders>
-              <w:top w:val="single" w:color="888888" w:sz="4"/>
-              <w:left w:val="single" w:color="888888" w:sz="4"/>
-              <w:bottom w:val="single" w:color="888888" w:sz="4"/>
-              <w:right w:val="single" w:color="888888" w:sz="4"/>
-            </w:tcBorders>
+            <w:tcW w:type="dxa" w:w="2100"/>
+            <w:shd w:fill="F2F2F2" w:val="clear"/>
             <w:tcMar>
-              <w:top w:type="dxa" w:w="50"/>
+              <w:top w:type="dxa" w:w="38"/>
               <w:left w:type="dxa" w:w="100"/>
-              <w:bottom w:type="dxa" w:w="50"/>
+              <w:bottom w:type="dxa" w:w="38"/>
               <w:right w:type="dxa" w:w="100"/>
             </w:tcMar>
+            <w:vAlign w:val="center"/>
           </w:tcPr>
           <w:p>
             <w:pPr>
-              <w:spacing w:after="0" w:before="0" w:line="300"/>
-              <w:jc w:val="center"/>
+              <w:spacing w:after="0" w:line="235"/>
             </w:pPr>
             <w:r>
               <w:rPr>
-                <w:rFonts w:ascii="游ゴシック" w:eastAsia="游ゴシック" w:hAnsi="游ゴシック"/>
-                <w:sz w:val="21"/>
-                <w:szCs w:val="21"/>
+                <w:rFonts w:ascii="游ゴシック" w:cs="游ゴシック" w:eastAsia="游ゴシック" w:hAnsi="游ゴシック"/>
+                <w:b/>
+                <w:bCs/>
+                <w:sz w:val="18"/>
+                <w:szCs w:val="18"/>
               </w:rPr>
-              <w:t xml:space="preserve">―</w:t>
+              <w:t xml:space="preserve">掲載内容</w:t>
+            </w:r>
+          </w:p>
+        </w:tc>
+        <w:tc>
+          <w:tcPr>
+            <w:tcW w:type="dxa" w:w="7100"/>
+            <w:tcMar>
+              <w:top w:type="dxa" w:w="38"/>
+              <w:left w:type="dxa" w:w="100"/>
+              <w:bottom w:type="dxa" w:w="38"/>
+              <w:right w:type="dxa" w:w="100"/>
+            </w:tcMar>
+            <w:vAlign w:val="center"/>
+          </w:tcPr>
+          <w:p>
+            <w:pPr>
+              <w:spacing w:after="0" w:line="235"/>
+            </w:pPr>
+            <w:r>
+              <w:rPr>
+                <w:rFonts w:ascii="游ゴシック" w:cs="游ゴシック" w:eastAsia="游ゴシック" w:hAnsi="游ゴシック"/>
+                <w:b w:val="false"/>
+                <w:bCs w:val="false"/>
+                <w:sz w:val="18"/>
+                <w:szCs w:val="18"/>
+              </w:rPr>
+              <w:t xml:space="preserve">床張替え後の室内写真（6枚）を大きく掲載</w:t>
+            </w:r>
+          </w:p>
+          <w:p>
+            <w:pPr>
+              <w:spacing w:after="0" w:line="235"/>
+            </w:pPr>
+            <w:r>
+              <w:rPr>
+                <w:rFonts w:ascii="游ゴシック" w:cs="游ゴシック" w:eastAsia="游ゴシック" w:hAnsi="游ゴシック"/>
+                <w:b w:val="false"/>
+                <w:bCs w:val="false"/>
+                <w:sz w:val="18"/>
+                <w:szCs w:val="18"/>
+              </w:rPr>
+              <w:t xml:space="preserve">換気扇・ガス設備交換（10月中旬予定）もあわせてご案内</w:t>
             </w:r>
           </w:p>
         </w:tc>
@@ -588,94 +733,71 @@
       <w:tr>
         <w:tc>
           <w:tcPr>
-            <w:tcW w:type="dxa" w:w="3000"/>
-            <w:tcBorders>
-              <w:top w:val="single" w:color="888888" w:sz="4"/>
-              <w:left w:val="single" w:color="888888" w:sz="4"/>
-              <w:bottom w:val="single" w:color="888888" w:sz="4"/>
-              <w:right w:val="single" w:color="888888" w:sz="4"/>
-            </w:tcBorders>
+            <w:tcW w:type="dxa" w:w="2100"/>
+            <w:shd w:fill="F2F2F2" w:val="clear"/>
             <w:tcMar>
-              <w:top w:type="dxa" w:w="50"/>
+              <w:top w:type="dxa" w:w="38"/>
               <w:left w:type="dxa" w:w="100"/>
-              <w:bottom w:type="dxa" w:w="50"/>
+              <w:bottom w:type="dxa" w:w="38"/>
               <w:right w:type="dxa" w:w="100"/>
             </w:tcMar>
+            <w:vAlign w:val="center"/>
           </w:tcPr>
           <w:p>
             <w:pPr>
-              <w:spacing w:after="0" w:before="0" w:line="300"/>
-              <w:jc w:val="center"/>
+              <w:spacing w:after="0" w:line="235"/>
             </w:pPr>
             <w:r>
               <w:rPr>
-                <w:rFonts w:ascii="游ゴシック" w:eastAsia="游ゴシック" w:hAnsi="游ゴシック"/>
-                <w:sz w:val="21"/>
-                <w:szCs w:val="21"/>
+                <w:rFonts w:ascii="游ゴシック" w:cs="游ゴシック" w:eastAsia="游ゴシック" w:hAnsi="游ゴシック"/>
+                <w:b/>
+                <w:bCs/>
+                <w:sz w:val="18"/>
+                <w:szCs w:val="18"/>
               </w:rPr>
-              <w:t xml:space="preserve">ご案内（内見）</w:t>
+              <w:t xml:space="preserve">配布予定</w:t>
             </w:r>
           </w:p>
         </w:tc>
         <w:tc>
           <w:tcPr>
-            <w:tcW w:type="dxa" w:w="3000"/>
-            <w:tcBorders>
-              <w:top w:val="single" w:color="888888" w:sz="4"/>
-              <w:left w:val="single" w:color="888888" w:sz="4"/>
-              <w:bottom w:val="single" w:color="888888" w:sz="4"/>
-              <w:right w:val="single" w:color="888888" w:sz="4"/>
-            </w:tcBorders>
+            <w:tcW w:type="dxa" w:w="7100"/>
             <w:tcMar>
-              <w:top w:type="dxa" w:w="50"/>
+              <w:top w:type="dxa" w:w="38"/>
               <w:left w:type="dxa" w:w="100"/>
-              <w:bottom w:type="dxa" w:w="50"/>
+              <w:bottom w:type="dxa" w:w="38"/>
               <w:right w:type="dxa" w:w="100"/>
             </w:tcMar>
+            <w:vAlign w:val="center"/>
           </w:tcPr>
           <w:p>
             <w:pPr>
-              <w:spacing w:after="0" w:before="0" w:line="300"/>
-              <w:jc w:val="center"/>
+              <w:spacing w:after="0" w:line="235"/>
             </w:pPr>
             <w:r>
               <w:rPr>
-                <w:rFonts w:ascii="游ゴシック" w:eastAsia="游ゴシック" w:hAnsi="游ゴシック"/>
-                <w:sz w:val="21"/>
-                <w:szCs w:val="21"/>
+                <w:rFonts w:ascii="游ゴシック" w:cs="游ゴシック" w:eastAsia="游ゴシック" w:hAnsi="游ゴシック"/>
+                <w:b w:val="false"/>
+                <w:bCs w:val="false"/>
+                <w:sz w:val="18"/>
+                <w:szCs w:val="18"/>
               </w:rPr>
-              <w:t xml:space="preserve">0件</w:t>
+              <w:t xml:space="preserve">1回目：1,500枚（10月22日（木）・23日（金）予定／津田沼小学校区内を中心に）</w:t>
             </w:r>
           </w:p>
-        </w:tc>
-        <w:tc>
-          <w:tcPr>
-            <w:tcW w:type="dxa" w:w="3000"/>
-            <w:tcBorders>
-              <w:top w:val="single" w:color="888888" w:sz="4"/>
-              <w:left w:val="single" w:color="888888" w:sz="4"/>
-              <w:bottom w:val="single" w:color="888888" w:sz="4"/>
-              <w:right w:val="single" w:color="888888" w:sz="4"/>
-            </w:tcBorders>
-            <w:tcMar>
-              <w:top w:type="dxa" w:w="50"/>
-              <w:left w:type="dxa" w:w="100"/>
-              <w:bottom w:type="dxa" w:w="50"/>
-              <w:right w:type="dxa" w:w="100"/>
-            </w:tcMar>
-          </w:tcPr>
           <w:p>
             <w:pPr>
-              <w:spacing w:after="0" w:before="0" w:line="300"/>
-              <w:jc w:val="center"/>
+              <w:spacing w:after="0" w:line="235"/>
             </w:pPr>
             <w:r>
               <w:rPr>
-                <w:rFonts w:ascii="游ゴシック" w:eastAsia="游ゴシック" w:hAnsi="游ゴシック"/>
-                <w:sz w:val="21"/>
-                <w:szCs w:val="21"/>
+                <w:rFonts w:ascii="游ゴシック" w:cs="游ゴシック" w:eastAsia="游ゴシック" w:hAnsi="游ゴシック"/>
+                <w:b w:val="false"/>
+                <w:bCs w:val="false"/>
+                <w:sz w:val="18"/>
+                <w:szCs w:val="18"/>
               </w:rPr>
-              <w:t xml:space="preserve">―</w:t>
+              <w:t xml:space="preserve">2回目：1,500枚（換気扇・ガス設備の工事完了後、「交換済」に更新した版で配布）</w:t>
             </w:r>
           </w:p>
         </w:tc>
@@ -683,223 +805,176 @@
     </w:tbl>
     <w:p>
       <w:pPr>
-        <w:spacing w:after="60" w:before="60" w:line="300"/>
-      </w:pPr>
-      <w:r>
-        <w:rPr>
-          <w:rFonts w:ascii="游ゴシック" w:eastAsia="游ゴシック" w:hAnsi="游ゴシック"/>
-          <w:sz w:val="21"/>
-          <w:szCs w:val="21"/>
-        </w:rPr>
-        <w:t xml:space="preserve">今週は、お問合せ・ご案内ともにいただくに至りませんでした。</w:t>
-      </w:r>
-    </w:p>
-    <w:p>
-      <w:pPr>
-        <w:spacing w:after="50" w:before="100" w:line="300"/>
-      </w:pPr>
-      <w:r>
-        <w:rPr>
-          <w:rFonts w:ascii="游ゴシック" w:eastAsia="游ゴシック" w:hAnsi="游ゴシック"/>
+        <w:spacing w:after="40"/>
+      </w:pPr>
+    </w:p>
+    <w:p>
+      <w:pPr>
+        <w:spacing w:after="40" w:line="240"/>
+        <w:jc w:val="left"/>
+      </w:pPr>
+      <w:r>
+        <w:rPr>
+          <w:rFonts w:ascii="游ゴシック" w:cs="游ゴシック" w:eastAsia="游ゴシック" w:hAnsi="游ゴシック"/>
+          <w:b w:val="false"/>
+          <w:bCs w:val="false"/>
+          <w:sz w:val="19"/>
+          <w:szCs w:val="19"/>
+        </w:rPr>
+        <w:t xml:space="preserve">配布した日・エリア・枚数は、次回以降のご報告にてお知らせいたします。あわせて、不動産ポータルサイトおよび自社ホームページへの掲載も継続しております。</w:t>
+      </w:r>
+    </w:p>
+    <w:p>
+      <w:pPr>
+        <w:pBdr>
+          <w:bottom w:val="single" w:color="999999" w:sz="6" w:space="2"/>
+        </w:pBdr>
+        <w:spacing w:after="50" w:before="130" w:line="240"/>
+      </w:pPr>
+      <w:r>
+        <w:rPr>
+          <w:rFonts w:ascii="游ゴシック" w:cs="游ゴシック" w:eastAsia="游ゴシック" w:hAnsi="游ゴシック"/>
           <w:b/>
           <w:bCs/>
-          <w:sz w:val="22"/>
-          <w:szCs w:val="22"/>
-        </w:rPr>
-        <w:t xml:space="preserve">2．お礼とご報告</w:t>
-      </w:r>
-    </w:p>
-    <w:p>
-      <w:pPr>
-        <w:spacing w:after="60" w:before="0" w:line="300"/>
-      </w:pPr>
-      <w:r>
-        <w:rPr>
-          <w:rFonts w:ascii="游ゴシック" w:eastAsia="游ゴシック" w:hAnsi="游ゴシック"/>
-          <w:sz w:val="21"/>
-          <w:szCs w:val="21"/>
-        </w:rPr>
-        <w:t xml:space="preserve">このたびは、床の張替えに続き、キッチン換気扇・ガス設備の交換（10月中旬予定）にもご尽力いただき、誠にありがとうございます。お客様にご案内する際の大きな強みとなります。工事が完了しましたら、お手数ですがお知らせいただけますと幸いです。</w:t>
-      </w:r>
-    </w:p>
-    <w:p>
-      <w:pPr>
-        <w:spacing w:after="50" w:before="100" w:line="300"/>
-      </w:pPr>
-      <w:r>
-        <w:rPr>
-          <w:rFonts w:ascii="游ゴシック" w:eastAsia="游ゴシック" w:hAnsi="游ゴシック"/>
+          <w:sz w:val="19"/>
+          <w:szCs w:val="19"/>
+        </w:rPr>
+        <w:t xml:space="preserve">4．今後の業務方針</w:t>
+      </w:r>
+    </w:p>
+    <w:p>
+      <w:pPr>
+        <w:spacing w:after="40" w:line="240"/>
+        <w:jc w:val="left"/>
+      </w:pPr>
+      <w:r>
+        <w:rPr>
+          <w:rFonts w:ascii="游ゴシック" w:cs="游ゴシック" w:eastAsia="游ゴシック" w:hAnsi="游ゴシック"/>
+          <w:b w:val="false"/>
+          <w:bCs w:val="false"/>
+          <w:sz w:val="19"/>
+          <w:szCs w:val="19"/>
+        </w:rPr>
+        <w:t xml:space="preserve">チラシ配布後の反響は、次回以降のご報告にて速やかにお知らせいたします。換気扇・ガス設備の工事が完了いたしましたら、販売図面および各広告媒体の表示を「交換済」に更新し、あらためて訴求してまいります。</w:t>
+      </w:r>
+    </w:p>
+    <w:p>
+      <w:pPr>
+        <w:spacing w:after="110" w:line="240"/>
+        <w:jc w:val="left"/>
+      </w:pPr>
+      <w:r>
+        <w:rPr>
+          <w:rFonts w:ascii="游ゴシック" w:cs="游ゴシック" w:eastAsia="游ゴシック" w:hAnsi="游ゴシック"/>
+          <w:b w:val="false"/>
+          <w:bCs w:val="false"/>
+          <w:sz w:val="19"/>
+          <w:szCs w:val="19"/>
+        </w:rPr>
+        <w:t xml:space="preserve">また、オープンハウスの開催についても検討を進めており、日程が固まりましたらご相談させていただきます。</w:t>
+      </w:r>
+    </w:p>
+    <w:p>
+      <w:pPr>
+        <w:spacing w:after="130" w:line="240"/>
+        <w:jc w:val="left"/>
+      </w:pPr>
+      <w:r>
+        <w:rPr>
+          <w:rFonts w:ascii="游ゴシック" w:cs="游ゴシック" w:eastAsia="游ゴシック" w:hAnsi="游ゴシック"/>
+          <w:b w:val="false"/>
+          <w:bCs w:val="false"/>
+          <w:sz w:val="19"/>
+          <w:szCs w:val="19"/>
+        </w:rPr>
+        <w:t xml:space="preserve">ご不明な点やご要望がございましたら、お気軽にお申し付けください。引き続きよろしくお願い申し上げます。</w:t>
+      </w:r>
+    </w:p>
+    <w:p>
+      <w:pPr>
+        <w:pBdr>
+          <w:top w:val="single" w:color="999999" w:sz="6" w:space="4"/>
+        </w:pBdr>
+        <w:spacing w:after="35" w:before="100" w:line="240"/>
+      </w:pPr>
+      <w:r>
+        <w:rPr>
+          <w:rFonts w:ascii="游ゴシック" w:cs="游ゴシック" w:eastAsia="游ゴシック" w:hAnsi="游ゴシック"/>
           <w:b/>
           <w:bCs/>
-          <w:sz w:val="22"/>
-          <w:szCs w:val="22"/>
-        </w:rPr>
-        <w:t xml:space="preserve">3．販売活動の状況</w:t>
-      </w:r>
-    </w:p>
-    <w:p>
-      <w:pPr>
-        <w:spacing w:after="60" w:before="0" w:line="300"/>
-      </w:pPr>
-      <w:r>
-        <w:rPr>
-          <w:rFonts w:ascii="游ゴシック" w:eastAsia="游ゴシック" w:hAnsi="游ゴシック"/>
-          <w:sz w:val="21"/>
-          <w:szCs w:val="21"/>
-        </w:rPr>
-        <w:t xml:space="preserve">・チラシ（ポスト用広告）が完成いたしました。床張替え後の室内写真を掲載しております。</w:t>
-      </w:r>
-    </w:p>
-    <w:p>
-      <w:pPr>
-        <w:spacing w:after="60" w:before="0" w:line="300"/>
-      </w:pPr>
-      <w:r>
-        <w:rPr>
-          <w:rFonts w:ascii="游ゴシック" w:eastAsia="游ゴシック" w:hAnsi="游ゴシック"/>
-          <w:sz w:val="21"/>
-          <w:szCs w:val="21"/>
-        </w:rPr>
-        <w:t xml:space="preserve">・今週から、津田沼小学校区内のご家庭を中心に、ポスティング配布を開始いたします。（1回目：1,500枚／10月22日（木）・23日（金）予定）</w:t>
-      </w:r>
-    </w:p>
-    <w:p>
-      <w:pPr>
-        <w:spacing w:after="60" w:before="0" w:line="300"/>
-      </w:pPr>
-      <w:r>
-        <w:rPr>
-          <w:rFonts w:ascii="游ゴシック" w:eastAsia="游ゴシック" w:hAnsi="游ゴシック"/>
-          <w:sz w:val="21"/>
-          <w:szCs w:val="21"/>
-        </w:rPr>
-        <w:t xml:space="preserve">・2回目（1,500枚）は、換気扇・ガスの工事完了後、「交換済」の内容に更新したうえで、別のエリアへ配布する予定です。</w:t>
-      </w:r>
-    </w:p>
-    <w:p>
-      <w:pPr>
-        <w:spacing w:after="60" w:before="0" w:line="300"/>
-      </w:pPr>
-      <w:r>
-        <w:rPr>
-          <w:rFonts w:ascii="游ゴシック" w:eastAsia="游ゴシック" w:hAnsi="游ゴシック"/>
-          <w:sz w:val="21"/>
-          <w:szCs w:val="21"/>
-        </w:rPr>
-        <w:t xml:space="preserve">・不動産ポータルサイト・当社ホームページへの掲載は、引き続き行っております。</w:t>
-      </w:r>
-    </w:p>
-    <w:p>
-      <w:pPr>
-        <w:spacing w:after="50" w:before="100" w:line="300"/>
-      </w:pPr>
-      <w:r>
-        <w:rPr>
-          <w:rFonts w:ascii="游ゴシック" w:eastAsia="游ゴシック" w:hAnsi="游ゴシック"/>
-          <w:b/>
-          <w:bCs/>
-          <w:sz w:val="22"/>
-          <w:szCs w:val="22"/>
-        </w:rPr>
-        <w:t xml:space="preserve">4．今後の業務方針</w:t>
-      </w:r>
-    </w:p>
-    <w:p>
-      <w:pPr>
-        <w:spacing w:after="60" w:before="0" w:line="300"/>
-      </w:pPr>
-      <w:r>
-        <w:rPr>
-          <w:rFonts w:ascii="游ゴシック" w:eastAsia="游ゴシック" w:hAnsi="游ゴシック"/>
-          <w:sz w:val="21"/>
-          <w:szCs w:val="21"/>
-        </w:rPr>
-        <w:t xml:space="preserve">・チラシの配布後は、配布した日・エリア・枚数と、それによる反響の状況を、次回以降の報告書で必ずご報告いたします。</w:t>
-      </w:r>
-    </w:p>
-    <w:p>
-      <w:pPr>
-        <w:spacing w:after="60" w:before="0" w:line="300"/>
-      </w:pPr>
-      <w:r>
-        <w:rPr>
-          <w:rFonts w:ascii="游ゴシック" w:eastAsia="游ゴシック" w:hAnsi="游ゴシック"/>
-          <w:sz w:val="21"/>
-          <w:szCs w:val="21"/>
-        </w:rPr>
-        <w:t xml:space="preserve">・反響の状況を見ながら、オープンハウスの開催など、ご来場いただく機会づくりも検討してまいります。</w:t>
-      </w:r>
-    </w:p>
-    <w:p>
-      <w:pPr>
-        <w:spacing w:after="120" w:before="60" w:line="300"/>
-      </w:pPr>
-      <w:r>
-        <w:rPr>
-          <w:rFonts w:ascii="游ゴシック" w:eastAsia="游ゴシック" w:hAnsi="游ゴシック"/>
-          <w:sz w:val="21"/>
-          <w:szCs w:val="21"/>
-        </w:rPr>
-        <w:t xml:space="preserve">引き続き、1日も早いご成約に向けて全力で取り組んでまいりますので、何卒よろしくお願い申し上げます。</w:t>
-      </w:r>
-    </w:p>
-    <w:p>
-      <w:pPr>
-        <w:spacing w:after="0" w:before="0" w:line="260"/>
-      </w:pPr>
-      <w:r>
-        <w:rPr>
-          <w:rFonts w:ascii="游ゴシック" w:eastAsia="游ゴシック" w:hAnsi="游ゴシック"/>
-          <w:b/>
-          <w:bCs/>
-          <w:sz w:val="20"/>
-          <w:szCs w:val="20"/>
+          <w:sz w:val="19"/>
+          <w:szCs w:val="19"/>
         </w:rPr>
         <w:t xml:space="preserve">株式会社ホームクレバー</w:t>
       </w:r>
     </w:p>
     <w:p>
       <w:pPr>
-        <w:spacing w:after="0" w:before="0" w:line="260"/>
-      </w:pPr>
-      <w:r>
-        <w:rPr>
-          <w:rFonts w:ascii="游ゴシック" w:eastAsia="游ゴシック" w:hAnsi="游ゴシック"/>
-          <w:sz w:val="19"/>
-          <w:szCs w:val="19"/>
-        </w:rPr>
-        <w:t xml:space="preserve">〒275-0016　千葉県習志野市津田沼5-10-1　TEL 047-453-0050／FAX 047-453-0070</w:t>
-      </w:r>
-    </w:p>
-    <w:p>
-      <w:pPr>
-        <w:spacing w:after="0" w:before="0" w:line="260"/>
-      </w:pPr>
-      <w:r>
-        <w:rPr>
-          <w:rFonts w:ascii="游ゴシック" w:eastAsia="游ゴシック" w:hAnsi="游ゴシック"/>
-          <w:sz w:val="19"/>
-          <w:szCs w:val="19"/>
+        <w:spacing w:after="15" w:line="240"/>
+        <w:jc w:val="left"/>
+      </w:pPr>
+      <w:r>
+        <w:rPr>
+          <w:rFonts w:ascii="游ゴシック" w:cs="游ゴシック" w:eastAsia="游ゴシック" w:hAnsi="游ゴシック"/>
+          <w:b w:val="false"/>
+          <w:bCs w:val="false"/>
+          <w:sz w:val="17"/>
+          <w:szCs w:val="17"/>
+        </w:rPr>
+        <w:t xml:space="preserve">〒275-0016　千葉県習志野市津田沼5-10-1</w:t>
+      </w:r>
+    </w:p>
+    <w:p>
+      <w:pPr>
+        <w:spacing w:after="15" w:line="240"/>
+        <w:jc w:val="left"/>
+      </w:pPr>
+      <w:r>
+        <w:rPr>
+          <w:rFonts w:ascii="游ゴシック" w:cs="游ゴシック" w:eastAsia="游ゴシック" w:hAnsi="游ゴシック"/>
+          <w:b w:val="false"/>
+          <w:bCs w:val="false"/>
+          <w:sz w:val="17"/>
+          <w:szCs w:val="17"/>
+        </w:rPr>
+        <w:t xml:space="preserve">TEL：047-453-0050　／　FAX：047-453-0070</w:t>
+      </w:r>
+    </w:p>
+    <w:p>
+      <w:pPr>
+        <w:spacing w:after="15" w:line="240"/>
+        <w:jc w:val="left"/>
+      </w:pPr>
+      <w:r>
+        <w:rPr>
+          <w:rFonts w:ascii="游ゴシック" w:cs="游ゴシック" w:eastAsia="游ゴシック" w:hAnsi="游ゴシック"/>
+          <w:b w:val="false"/>
+          <w:bCs w:val="false"/>
+          <w:sz w:val="17"/>
+          <w:szCs w:val="17"/>
         </w:rPr>
         <w:t xml:space="preserve">宅地建物取引業免許：千葉県知事(5)第14825号</w:t>
       </w:r>
     </w:p>
     <w:p>
       <w:pPr>
-        <w:spacing w:after="0" w:before="0" w:line="260"/>
-      </w:pPr>
-      <w:r>
-        <w:rPr>
-          <w:rFonts w:ascii="游ゴシック" w:eastAsia="游ゴシック" w:hAnsi="游ゴシック"/>
-          <w:sz w:val="19"/>
-          <w:szCs w:val="19"/>
+        <w:spacing w:after="0" w:line="240"/>
+        <w:jc w:val="left"/>
+      </w:pPr>
+      <w:r>
+        <w:rPr>
+          <w:rFonts w:ascii="游ゴシック" w:cs="游ゴシック" w:eastAsia="游ゴシック" w:hAnsi="游ゴシック"/>
+          <w:b w:val="false"/>
+          <w:bCs w:val="false"/>
+          <w:sz w:val="17"/>
+          <w:szCs w:val="17"/>
         </w:rPr>
         <w:t xml:space="preserve">担当：営業部　都築 将太郎</w:t>
       </w:r>
     </w:p>
     <w:sectPr>
       <w:pgSz w:w="11906" w:h="16838" w:orient="portrait"/>
-      <w:pgMar w:top="1000" w:right="1400" w:bottom="800" w:left="1400" w:header="708" w:footer="708" w:gutter="0"/>
+      <w:pgMar w:top="780" w:right="1050" w:bottom="680" w:left="1050" w:header="708" w:footer="708" w:gutter="0"/>
       <w:pgNumType/>
       <w:docGrid w:linePitch="360"/>
     </w:sectPr>
@@ -1085,9 +1160,9 @@
   <w:docDefaults>
     <w:rPrDefault>
       <w:rPr>
-        <w:rFonts w:ascii="游ゴシック" w:eastAsia="游ゴシック" w:hAnsi="游ゴシック"/>
-        <w:sz w:val="21"/>
-        <w:szCs w:val="21"/>
+        <w:rFonts w:ascii="游ゴシック" w:cs="游ゴシック" w:eastAsia="游ゴシック" w:hAnsi="游ゴシック"/>
+        <w:sz w:val="19"/>
+        <w:szCs w:val="19"/>
       </w:rPr>
     </w:rPrDefault>
     <w:pPrDefault/>

--- a/業務処理状況報告書_フジタ津田沼マンション_送付状付き_20261019.docx
+++ b/業務処理状況報告書_フジタ津田沼マンション_送付状付き_20261019.docx
@@ -114,7 +114,7 @@
           <w:sz w:val="21"/>
           <w:szCs w:val="21"/>
         </w:rPr>
-        <w:t xml:space="preserve">このたびは、床の張替えに続き、換気扇・ガス設備の交換にもご尽力いただき、誠にありがとうございます。</w:t>
+        <w:t xml:space="preserve">このたびは、床の張替えに続き、換気扇・ガス設備の交換も完了いただき、誠にありがとうございました。</w:t>
       </w:r>
     </w:p>
     <w:p>
@@ -162,7 +162,7 @@
           <w:sz w:val="21"/>
           <w:szCs w:val="21"/>
         </w:rPr>
-        <w:t xml:space="preserve">なお、換気扇・ガスの工事が完了しましたら、日付をお知らせいただけますと幸いです。チラシの記載を「交換済」に更新してまいります。</w:t>
+        <w:t xml:space="preserve">なお、工事後の写真も撮影いたしました。チラシおよび各広告媒体の記載を「交換済」に更新してまいります。</w:t>
       </w:r>
     </w:p>
     <w:p>
@@ -589,7 +589,7 @@
           <w:sz w:val="19"/>
           <w:szCs w:val="19"/>
         </w:rPr>
-        <w:t xml:space="preserve">このたびは、洋室・LDK・廊下の床張替えに続き、キッチン換気扇・ガス設備の交換（10月中旬予定）にもご尽力いただき、誠にありがとうございます。お手配からご負担まで、心より御礼申し上げます。</w:t>
+        <w:t xml:space="preserve">このたびは、洋室・LDK・廊下の床張替えに続き、キッチン換気扇・ガス設備の交換も完了いただき、誠にありがとうございました。お手配からご負担まで、心より御礼申し上げます。</w:t>
       </w:r>
     </w:p>
     <w:p>
@@ -605,7 +605,7 @@
           <w:sz w:val="19"/>
           <w:szCs w:val="19"/>
         </w:rPr>
-        <w:t xml:space="preserve">工事が完了いたしましたら、お手数ですが日付をお知らせいただけますと幸いです。チラシおよび各広告媒体の表示を「交換済」に更新してまいります。</w:t>
+        <w:t xml:space="preserve">工事後の室内・設備の写真も撮影いたしました。チラシおよび各広告媒体の表示を「交換済」に更新してまいります。</w:t>
       </w:r>
     </w:p>
     <w:p>
@@ -725,7 +725,7 @@
                 <w:sz w:val="18"/>
                 <w:szCs w:val="18"/>
               </w:rPr>
-              <w:t xml:space="preserve">換気扇・ガス設備交換（10月中旬予定）もあわせてご案内</w:t>
+              <w:t xml:space="preserve">換気扇・ガス設備の交換済みもあわせてご案内</w:t>
             </w:r>
           </w:p>
         </w:tc>
@@ -797,7 +797,7 @@
                 <w:sz w:val="18"/>
                 <w:szCs w:val="18"/>
               </w:rPr>
-              <w:t xml:space="preserve">2回目：1,500枚（換気扇・ガス設備の工事完了後、「交換済」に更新した版で配布）</w:t>
+              <w:t xml:space="preserve">2回目：1,500枚（別のエリアへ配布）</w:t>
             </w:r>
           </w:p>
         </w:tc>
@@ -855,7 +855,7 @@
           <w:sz w:val="19"/>
           <w:szCs w:val="19"/>
         </w:rPr>
-        <w:t xml:space="preserve">チラシ配布後の反響は、次回以降のご報告にて速やかにお知らせいたします。換気扇・ガス設備の工事が完了いたしましたら、販売図面および各広告媒体の表示を「交換済」に更新し、あらためて訴求してまいります。</w:t>
+        <w:t xml:space="preserve">チラシ配布後の反響は、次回以降のご報告にて速やかにお知らせいたします。換気扇・ガス設備の工事完了を受け、販売図面および各広告媒体の表示を「交換済」に更新し、あらためて訴求してまいります。</w:t>
       </w:r>
     </w:p>
     <w:p>
